--- a/data/employees/EMP061/AST-EMP061-03.docx
+++ b/data/employees/EMP061/AST-EMP061-03.docx
@@ -7,10 +7,7 @@
         <w:pStyle w:val="Heading1"/>
       </w:pPr>
       <w:r>
-        <w:rPr>
-          <w:sz w:val="36"/>
-        </w:rPr>
-        <w:t>Design specification - EMP061</w:t>
+        <w:t>Ast Emp061 03 - EMP061</w:t>
       </w:r>
     </w:p>
     <w:p>
@@ -18,130 +15,32 @@
         <w:pStyle w:val="Heading2"/>
       </w:pPr>
       <w:r>
-        <w:t>Document Metadata</w:t>
-      </w:r>
-    </w:p>
-    <w:tbl>
-      <w:tblPr>
-        <w:tblStyle w:val="TableGrid"/>
-        <w:tblW w:type="auto" w:w="0"/>
-        <w:tblLook w:firstColumn="1" w:firstRow="1" w:lastColumn="0" w:lastRow="0" w:noHBand="0" w:noVBand="1" w:val="04A0"/>
-      </w:tblPr>
-      <w:tblGrid>
-        <w:gridCol w:w="4320"/>
-        <w:gridCol w:w="4320"/>
-      </w:tblGrid>
-      <w:tr>
-        <w:tc>
-          <w:tcPr>
-            <w:tcW w:type="dxa" w:w="4320"/>
-          </w:tcPr>
-          <w:p>
-            <w:r>
-              <w:t>Author</w:t>
-            </w:r>
-          </w:p>
-        </w:tc>
-        <w:tc>
-          <w:tcPr>
-            <w:tcW w:type="dxa" w:w="4320"/>
-          </w:tcPr>
-          <w:p>
-            <w:r>
-              <w:t>Alex Garcia</w:t>
-            </w:r>
-          </w:p>
-        </w:tc>
-      </w:tr>
-      <w:tr>
-        <w:tc>
-          <w:tcPr>
-            <w:tcW w:type="dxa" w:w="4320"/>
-          </w:tcPr>
-          <w:p>
-            <w:r>
-              <w:t>Role / Department</w:t>
-            </w:r>
-          </w:p>
-        </w:tc>
-        <w:tc>
-          <w:tcPr>
-            <w:tcW w:type="dxa" w:w="4320"/>
-          </w:tcPr>
-          <w:p>
-            <w:r>
-              <w:t>Senior Engineer | Procurement</w:t>
-            </w:r>
-          </w:p>
-        </w:tc>
-      </w:tr>
-      <w:tr>
-        <w:tc>
-          <w:tcPr>
-            <w:tcW w:type="dxa" w:w="4320"/>
-          </w:tcPr>
-          <w:p>
-            <w:r>
-              <w:t>Location</w:t>
-            </w:r>
-          </w:p>
-        </w:tc>
-        <w:tc>
-          <w:tcPr>
-            <w:tcW w:type="dxa" w:w="4320"/>
-          </w:tcPr>
-          <w:p>
-            <w:r>
-              <w:t>Bengaluru</w:t>
-            </w:r>
-          </w:p>
-        </w:tc>
-      </w:tr>
-      <w:tr>
-        <w:tc>
-          <w:tcPr>
-            <w:tcW w:type="dxa" w:w="4320"/>
-          </w:tcPr>
-          <w:p>
-            <w:r>
-              <w:t>Last Modified</w:t>
-            </w:r>
-          </w:p>
-        </w:tc>
-        <w:tc>
-          <w:tcPr>
-            <w:tcW w:type="dxa" w:w="4320"/>
-          </w:tcPr>
-          <w:p>
-            <w:r>
-              <w:t>2025-03-06</w:t>
-            </w:r>
-          </w:p>
-        </w:tc>
-      </w:tr>
-    </w:tbl>
-    <w:p/>
-    <w:p>
-      <w:pPr>
-        <w:pStyle w:val="Heading2"/>
-      </w:pPr>
-      <w:r>
-        <w:t>Specification</w:t>
+        <w:t>Page 1</w:t>
       </w:r>
     </w:p>
     <w:p>
       <w:r>
-        <w:t>Design Specification: Supplier Portal Integration</w:t>
+        <w:t>Section 1: Fabric semantic model planning. EMP061 contributes to ast emp061 03 through recurring collaboration, clear ownership boundaries, and measurable outcomes. The team captures decisions, open issues, and handoffs so that knowledge remains discoverable for future programs.</w:t>
       </w:r>
     </w:p>
     <w:p>
       <w:r>
-        <w:t>Version: 1.2</w:t>
+        <w:t>Section 2: Department KPI performance. EMP061 contributes to ast emp061 03 through recurring collaboration, clear ownership boundaries, and measurable outcomes. The team captures decisions, open issues, and handoffs so that knowledge remains discoverable for future programs.</w:t>
       </w:r>
     </w:p>
     <w:p>
       <w:r>
-        <w:t>This specification covers the integration between the supplier self-service portal and the procurement ERP module. Vendors submit invoices via the portal; OCR parsing extracts line items and matches against purchase orders with a tolerance of +-2%.</w:t>
+        <w:t>Section 3: Quarterly delivery milestones. EMP061 contributes to ast emp061 03 through recurring collaboration, clear ownership boundaries, and measurable outcomes. The team captures decisions, open issues, and handoffs so that knowledge remains discoverable for future programs.</w:t>
+      </w:r>
+    </w:p>
+    <w:p>
+      <w:r>
+        <w:t>Section 4: Knowledge transfer and onboarding. EMP061 contributes to ast emp061 03 through recurring collaboration, clear ownership boundaries, and measurable outcomes. The team captures decisions, open issues, and handoffs so that knowledge remains discoverable for future programs.</w:t>
+      </w:r>
+    </w:p>
+    <w:p>
+      <w:r>
+        <w:br w:type="page"/>
       </w:r>
     </w:p>
     <w:p>
@@ -149,12 +48,60 @@
         <w:pStyle w:val="Heading2"/>
       </w:pPr>
       <w:r>
-        <w:t>Author Competencies</w:t>
+        <w:t>Page 2</w:t>
       </w:r>
     </w:p>
     <w:p>
       <w:r>
-        <w:t>Azure AI, Ontology, Power BI, TypeScript</w:t>
+        <w:t>Section 1: Operational risk review. EMP061 contributes to ast emp061 03 through recurring collaboration, clear ownership boundaries, and measurable outcomes. The team captures decisions, open issues, and handoffs so that knowledge remains discoverable for future programs.</w:t>
+      </w:r>
+    </w:p>
+    <w:p>
+      <w:r>
+        <w:t>Section 2: Customer escalation analysis. EMP061 contributes to ast emp061 03 through recurring collaboration, clear ownership boundaries, and measurable outcomes. The team captures decisions, open issues, and handoffs so that knowledge remains discoverable for future programs.</w:t>
+      </w:r>
+    </w:p>
+    <w:p>
+      <w:r>
+        <w:t>Section 3: Customer escalation analysis. EMP061 contributes to ast emp061 03 through recurring collaboration, clear ownership boundaries, and measurable outcomes. The team captures decisions, open issues, and handoffs so that knowledge remains discoverable for future programs.</w:t>
+      </w:r>
+    </w:p>
+    <w:p>
+      <w:r>
+        <w:t>Section 4: Customer escalation analysis. EMP061 contributes to ast emp061 03 through recurring collaboration, clear ownership boundaries, and measurable outcomes. The team captures decisions, open issues, and handoffs so that knowledge remains discoverable for future programs.</w:t>
+      </w:r>
+    </w:p>
+    <w:p>
+      <w:r>
+        <w:br w:type="page"/>
+      </w:r>
+    </w:p>
+    <w:p>
+      <w:pPr>
+        <w:pStyle w:val="Heading2"/>
+      </w:pPr>
+      <w:r>
+        <w:t>Page 3</w:t>
+      </w:r>
+    </w:p>
+    <w:p>
+      <w:r>
+        <w:t>Section 1: Fabric semantic model planning. EMP061 contributes to ast emp061 03 through recurring collaboration, clear ownership boundaries, and measurable outcomes. The team captures decisions, open issues, and handoffs so that knowledge remains discoverable for future programs.</w:t>
+      </w:r>
+    </w:p>
+    <w:p>
+      <w:r>
+        <w:t>Section 2: Fabric semantic model planning. EMP061 contributes to ast emp061 03 through recurring collaboration, clear ownership boundaries, and measurable outcomes. The team captures decisions, open issues, and handoffs so that knowledge remains discoverable for future programs.</w:t>
+      </w:r>
+    </w:p>
+    <w:p>
+      <w:r>
+        <w:t>Section 3: Fabric semantic model planning. EMP061 contributes to ast emp061 03 through recurring collaboration, clear ownership boundaries, and measurable outcomes. The team captures decisions, open issues, and handoffs so that knowledge remains discoverable for future programs.</w:t>
+      </w:r>
+    </w:p>
+    <w:p>
+      <w:r>
+        <w:t>Section 4: Data quality remediation. EMP061 contributes to ast emp061 03 through recurring collaboration, clear ownership boundaries, and measurable outcomes. The team captures decisions, open issues, and handoffs so that knowledge remains discoverable for future programs.</w:t>
       </w:r>
     </w:p>
     <w:sectPr>
